--- a/Workspace/Testing/Test plan/punti singoli/TestPlan_specifications/Test_plan_specifications_sessionService.docx
+++ b/Workspace/Testing/Test plan/punti singoli/TestPlan_specifications/Test_plan_specifications_sessionService.docx
@@ -5,38 +5,46 @@
     <w:p>
       <w:pPr>
         <w:pStyle w:val="Titolo"/>
+        <w:rPr>
+          <w:lang w:val="en-GB"/>
+        </w:rPr>
       </w:pPr>
       <w:r>
-        <w:t xml:space="preserve">Test plan </w:t>
+        <w:rPr>
+          <w:lang w:val="en-GB"/>
+        </w:rPr>
+        <w:t>Test plan specifications</w:t>
+      </w:r>
+    </w:p>
+    <w:p>
+      <w:pPr>
+        <w:pStyle w:val="Sottotitolo"/>
+        <w:rPr>
+          <w:lang w:val="en-GB"/>
+        </w:rPr>
+      </w:pPr>
+      <w:r>
+        <w:rPr>
+          <w:lang w:val="en-GB"/>
+        </w:rPr>
+        <w:t xml:space="preserve">Test cases per </w:t>
       </w:r>
       <w:proofErr w:type="spellStart"/>
       <w:r>
-        <w:t>specifications</w:t>
+        <w:rPr>
+          <w:lang w:val="en-GB"/>
+        </w:rPr>
+        <w:t>SessionService</w:t>
       </w:r>
       <w:proofErr w:type="spellEnd"/>
     </w:p>
     <w:p>
       <w:pPr>
-        <w:pStyle w:val="Sottotitolo"/>
-      </w:pPr>
-      <w:r>
-        <w:t xml:space="preserve">Test </w:t>
-      </w:r>
-      <w:proofErr w:type="spellStart"/>
-      <w:r>
-        <w:t>cases</w:t>
-      </w:r>
-      <w:proofErr w:type="spellEnd"/>
-      <w:r>
-        <w:t xml:space="preserve"> per </w:t>
-      </w:r>
-      <w:proofErr w:type="spellStart"/>
-      <w:r>
-        <w:t>SessionService</w:t>
-      </w:r>
-      <w:proofErr w:type="spellEnd"/>
+        <w:rPr>
+          <w:lang w:val="en-GB"/>
+        </w:rPr>
+      </w:pPr>
     </w:p>
-    <w:p/>
     <w:p>
       <w:r>
         <w:t xml:space="preserve">In questa sezione analizziamo i test </w:t>
